--- a/public/horus-procedures/FSP-06_مراجعة_الإدارة_Management_Review.docx
+++ b/public/horus-procedures/FSP-06_مراجعة_الإدارة_Management_Review.docx
@@ -9,22 +9,22 @@
         </w:pict>
       </w:r>
     </w:p>
-    <w:bookmarkStart w:id="10" w:name="شركة-حورس-لإنتاج-وتعبئة-المياه-الطبيعية"/>
+    <w:bookmarkStart w:id="10" w:name="شركة-لإنتاج-وتعبئة-المياه-الطبيعية"/>
     <w:p>
       <w:pPr>
         <w:pStyle w:val="Heading1"/>
       </w:pPr>
       <w:r>
-        <w:t xml:space="preserve">شركة حورس لإنتاج وتعبئة المياه الطبيعية</w:t>
-      </w:r>
-    </w:p>
-    <w:bookmarkStart w:id="9" w:name="horus-natural-water-co."/>
+        <w:t xml:space="preserve">شركة لإنتاج وتعبئة المياه الطبيعية</w:t>
+      </w:r>
+    </w:p>
+    <w:bookmarkStart w:id="9" w:name="company-co."/>
     <w:p>
       <w:pPr>
         <w:pStyle w:val="Heading2"/>
       </w:pPr>
       <w:r>
-        <w:t xml:space="preserve">Horus Natural Water Co.</w:t>
+        <w:t xml:space="preserve">Company Co.</w:t>
       </w:r>
     </w:p>
     <w:p>
@@ -313,7 +313,7 @@
         <w:pStyle w:val="FirstParagraph"/>
       </w:pPr>
       <w:r>
-        <w:t xml:space="preserve">يهدف هذا الإجراء إلى تحديد المتطلبات والمسؤوليات والصلاحيات لإجراء مراجعة دورية وشاملة من قبل الإدارة العليا لنظام إدارة سلامة الغذاء والجودة (FSQMS) المطبق في شركة حورس لتعبئة المياه؛ وذلك لضمان استمرارية ملاءمته وكفايته وفعاليته، والتحقق من قدرته على تحقيق سياسات وأهداف الجودة وسلامة الغذاء، والامتثال للمتطلبات التشريعية والتنظيمية ذات الصلة، وتحسينه بشكل مستمر.</w:t>
+        <w:t xml:space="preserve">يهدف هذا الإجراء إلى تحديد المتطلبات والمسؤوليات والصلاحيات لإجراء مراجعة دورية وشاملة من قبل الإدارة العليا لنظام إدارة سلامة الغذاء والجودة (FSQMS) المطبق في شركة لتعبئة المياه؛ وذلك لضمان استمرارية ملاءمته وكفايته وفعاليته، والتحقق من قدرته على تحقيق سياسات وأهداف الجودة وسلامة الغذاء، والامتثال للمتطلبات التشريعية والتنظيمية ذات الصلة، وتحسينه بشكل مستمر.</w:t>
       </w:r>
     </w:p>
     <w:bookmarkEnd w:id="12"/>
@@ -331,7 +331,7 @@
         <w:pStyle w:val="FirstParagraph"/>
       </w:pPr>
       <w:r>
-        <w:t xml:space="preserve">يطبق هذا الإجراء على جميع الأنشطة والعمليات التي يتكون منها نظام إدارة سلامة الغذاء والجودة في شركة حورس لتعبئة المياه الطبيعية، من بداية التخطيط لاجتماعات مراجعة الإدارة، مروراً بالمدخلات والمخرجات، وحتى متابعة تنفيذ القرارات والإجراءات الناتجة عنها، وحفظ السجلات ذات الصلة. يشمل ذلك جميع جوانب الإنتاج، التعبئة، التخزين، والتوزيع للمنتجات النهائية (المياه الطبيعية/المعدنية) في مرافق الشركة.</w:t>
+        <w:t xml:space="preserve">يطبق هذا الإجراء على جميع الأنشطة والعمليات التي يتكون منها نظام إدارة سلامة الغذاء والجودة في شركة لتعبئة المياه الطبيعية، من بداية التخطيط لاجتماعات مراجعة الإدارة، مروراً بالمدخلات والمخرجات، وحتى متابعة تنفيذ القرارات والإجراءات الناتجة عنها، وحفظ السجلات ذات الصلة. يشمل ذلك جميع جوانب الإنتاج، التعبئة، التخزين، والتوزيع للمنتجات النهائية (المياه الطبيعية/المعدنية) في مرافق الشركة.</w:t>
       </w:r>
     </w:p>
     <w:bookmarkEnd w:id="13"/>

--- a/public/horus-procedures/FSP-06_مراجعة_الإدارة_Management_Review.docx
+++ b/public/horus-procedures/FSP-06_مراجعة_الإدارة_Management_Review.docx
@@ -9,13 +9,13 @@
         </w:pict>
       </w:r>
     </w:p>
-    <w:bookmarkStart w:id="10" w:name="شركة-لإنتاج-وتعبئة-المياه-الطبيعية"/>
+    <w:bookmarkStart w:id="10" w:name="X03cef4314b8aa390e318dc4a1235d0ccb9e0c3a"/>
     <w:p>
       <w:pPr>
         <w:pStyle w:val="Heading1"/>
       </w:pPr>
       <w:r>
-        <w:t xml:space="preserve">شركة لإنتاج وتعبئة المياه الطبيعية</w:t>
+        <w:t xml:space="preserve">شركة الأزواك لإنتاج وتعبئة المياه الطبيعية</w:t>
       </w:r>
     </w:p>
     <w:bookmarkStart w:id="9" w:name="company-co."/>
